--- a/Sem1/Algorithms/Assignments/Assignment4/Assignment4_Algorithms.docx
+++ b/Sem1/Algorithms/Assignments/Assignment4/Assignment4_Algorithms.docx
@@ -46976,10 +46976,10 @@
           <w14:ligatures w14:val="none"/>
         </w:rPr>
         <w:drawing>
-          <wp:inline distT="0" distB="0" distL="0" distR="0" wp14:anchorId="6E5A193A" wp14:editId="724F439B">
-            <wp:extent cx="5943600" cy="1151255"/>
+          <wp:inline distT="0" distB="0" distL="0" distR="0" wp14:anchorId="6BA1B89B" wp14:editId="51102E65">
+            <wp:extent cx="5943600" cy="822960"/>
             <wp:effectExtent l="0" t="0" r="0" b="0"/>
-            <wp:docPr id="1909579479" name="Picture 1" descr="A screenshot of a black screen&#10;&#10;AI-generated content may be incorrect."/>
+            <wp:docPr id="1054052439" name="Picture 1" descr="A close up of numbers&#10;&#10;AI-generated content may be incorrect."/>
             <wp:cNvGraphicFramePr>
               <a:graphicFrameLocks xmlns:a="http://schemas.openxmlformats.org/drawingml/2006/main" noChangeAspect="1"/>
             </wp:cNvGraphicFramePr>
@@ -46987,7 +46987,7 @@
               <a:graphicData uri="http://schemas.openxmlformats.org/drawingml/2006/picture">
                 <pic:pic xmlns:pic="http://schemas.openxmlformats.org/drawingml/2006/picture">
                   <pic:nvPicPr>
-                    <pic:cNvPr id="1909579479" name="Picture 1" descr="A screenshot of a black screen&#10;&#10;AI-generated content may be incorrect."/>
+                    <pic:cNvPr id="1054052439" name="Picture 1" descr="A close up of numbers&#10;&#10;AI-generated content may be incorrect."/>
                     <pic:cNvPicPr/>
                   </pic:nvPicPr>
                   <pic:blipFill>
@@ -46999,7 +46999,7 @@
                   <pic:spPr>
                     <a:xfrm>
                       <a:off x="0" y="0"/>
-                      <a:ext cx="5943600" cy="1151255"/>
+                      <a:ext cx="5943600" cy="822960"/>
                     </a:xfrm>
                     <a:prstGeom prst="rect">
                       <a:avLst/>
@@ -47083,20 +47083,6 @@
         </w:rPr>
         <w:t>Both models delivered excellent performance, with Gemini having a slight edge in execution speed. However, the difference was only a few microseconds, making it insignificant in practical applications.</w:t>
       </w:r>
-    </w:p>
-    <w:p>
-      <w:pPr>
-        <w:spacing w:before="100" w:beforeAutospacing="1" w:after="100" w:afterAutospacing="1" w:line="240" w:lineRule="auto"/>
-        <w:jc w:val="both"/>
-        <w:outlineLvl w:val="3"/>
-        <w:rPr>
-          <w:rFonts w:ascii="Times New Roman" w:eastAsia="Times New Roman" w:hAnsi="Times New Roman" w:cs="Times New Roman"/>
-          <w:kern w:val="0"/>
-          <w:sz w:val="36"/>
-          <w:szCs w:val="36"/>
-          <w14:ligatures w14:val="none"/>
-        </w:rPr>
-      </w:pPr>
     </w:p>
     <w:p>
       <w:pPr>
